--- a/templates/roza_cert_new.docx
+++ b/templates/roza_cert_new.docx
@@ -5,22 +5,25 @@
     <w:tbl>
       <w:tblPr>
         <w:tblStyle w:val="TableGrid"/>
-        <w:tblW w:w="11335" w:type="dxa"/>
+        <w:tblW w:w="11348" w:type="dxa"/>
+        <w:tblBorders>
+          <w:insideV w:val="none" w:sz="0" w:space="0" w:color="auto"/>
+        </w:tblBorders>
         <w:tblLayout w:type="fixed"/>
         <w:tblLook w:val="04A0" w:firstRow="1" w:lastRow="0" w:firstColumn="1" w:lastColumn="0" w:noHBand="0" w:noVBand="1"/>
       </w:tblPr>
       <w:tblGrid>
-        <w:gridCol w:w="5667"/>
-        <w:gridCol w:w="5668"/>
+        <w:gridCol w:w="5674"/>
+        <w:gridCol w:w="5674"/>
       </w:tblGrid>
       <w:tr>
         <w:trPr>
           <w:cantSplit/>
-          <w:trHeight w:val="7949"/>
+          <w:trHeight w:hRule="exact" w:val="7949"/>
         </w:trPr>
         <w:tc>
           <w:tcPr>
-            <w:tcW w:w="5667" w:type="dxa"/>
+            <w:tcW w:w="5674" w:type="dxa"/>
           </w:tcPr>
           <w:p>
             <w:pPr>
@@ -116,6 +119,7 @@
                 <w:lang w:val="ru-RU"/>
               </w:rPr>
             </w:pPr>
+            <w:proofErr w:type="spellStart"/>
             <w:r>
               <w:rPr>
                 <w:rFonts w:cs="Times New Roman"/>
@@ -124,6 +128,7 @@
               </w:rPr>
               <w:t>profeduclogo</w:t>
             </w:r>
+            <w:proofErr w:type="spellEnd"/>
           </w:p>
           <w:p>
             <w:pPr>
@@ -302,6 +307,7 @@
                 <w:szCs w:val="24"/>
               </w:rPr>
             </w:pPr>
+            <w:proofErr w:type="gramStart"/>
             <w:r>
               <w:rPr>
                 <w:rFonts w:cs="Times New Roman"/>
@@ -311,6 +317,7 @@
               </w:rPr>
               <w:t xml:space="preserve">{{ </w:t>
             </w:r>
+            <w:proofErr w:type="spellStart"/>
             <w:r>
               <w:rPr>
                 <w:rFonts w:cs="Times New Roman"/>
@@ -320,6 +327,7 @@
               </w:rPr>
               <w:t>certificate</w:t>
             </w:r>
+            <w:proofErr w:type="gramEnd"/>
             <w:r>
               <w:rPr>
                 <w:rFonts w:cs="Times New Roman"/>
@@ -338,6 +346,7 @@
               </w:rPr>
               <w:t>number</w:t>
             </w:r>
+            <w:proofErr w:type="spellEnd"/>
             <w:r>
               <w:rPr>
                 <w:rFonts w:cs="Times New Roman"/>
@@ -416,13 +425,41 @@
                 <w:lang w:eastAsia="ru-RU"/>
               </w:rPr>
             </w:pPr>
+            <w:proofErr w:type="gramStart"/>
             <w:r>
               <w:rPr>
                 <w:rFonts w:cs="Times New Roman"/>
                 <w:b/>
                 <w:bCs/>
               </w:rPr>
-              <w:t>{{ end_date }}</w:t>
+              <w:t xml:space="preserve">{{ </w:t>
+            </w:r>
+            <w:proofErr w:type="spellStart"/>
+            <w:r>
+              <w:rPr>
+                <w:rFonts w:cs="Times New Roman"/>
+                <w:b/>
+                <w:bCs/>
+              </w:rPr>
+              <w:t>end</w:t>
+            </w:r>
+            <w:proofErr w:type="gramEnd"/>
+            <w:r>
+              <w:rPr>
+                <w:rFonts w:cs="Times New Roman"/>
+                <w:b/>
+                <w:bCs/>
+              </w:rPr>
+              <w:t>_date</w:t>
+            </w:r>
+            <w:proofErr w:type="spellEnd"/>
+            <w:r>
+              <w:rPr>
+                <w:rFonts w:cs="Times New Roman"/>
+                <w:b/>
+                <w:bCs/>
+              </w:rPr>
+              <w:t xml:space="preserve"> }}</w:t>
             </w:r>
           </w:p>
           <w:p>
@@ -483,7 +520,7 @@
         </w:tc>
         <w:tc>
           <w:tcPr>
-            <w:tcW w:w="5668" w:type="dxa"/>
+            <w:tcW w:w="5674" w:type="dxa"/>
           </w:tcPr>
           <w:p>
             <w:pPr>
@@ -524,6 +561,7 @@
                 <w:lang w:val="ru-RU"/>
               </w:rPr>
             </w:pPr>
+            <w:proofErr w:type="gramStart"/>
             <w:r>
               <w:rPr>
                 <w:rFonts w:cs="Times New Roman"/>
@@ -543,6 +581,7 @@
               </w:rPr>
               <w:t>student</w:t>
             </w:r>
+            <w:proofErr w:type="gramEnd"/>
             <w:r>
               <w:rPr>
                 <w:rFonts w:cs="Times New Roman"/>
@@ -601,13 +640,41 @@
               </w:rPr>
               <w:t xml:space="preserve"> </w:t>
             </w:r>
+            <w:proofErr w:type="gramStart"/>
             <w:r>
               <w:rPr>
                 <w:rFonts w:ascii="Times New Roman" w:hAnsi="Times New Roman" w:cs="Times New Roman"/>
                 <w:sz w:val="24"/>
                 <w:szCs w:val="24"/>
               </w:rPr>
-              <w:t xml:space="preserve">{{ beginning_date }} </w:t>
+              <w:t xml:space="preserve">{{ </w:t>
+            </w:r>
+            <w:proofErr w:type="spellStart"/>
+            <w:r>
+              <w:rPr>
+                <w:rFonts w:ascii="Times New Roman" w:hAnsi="Times New Roman" w:cs="Times New Roman"/>
+                <w:sz w:val="24"/>
+                <w:szCs w:val="24"/>
+              </w:rPr>
+              <w:t>beginning</w:t>
+            </w:r>
+            <w:proofErr w:type="gramEnd"/>
+            <w:r>
+              <w:rPr>
+                <w:rFonts w:ascii="Times New Roman" w:hAnsi="Times New Roman" w:cs="Times New Roman"/>
+                <w:sz w:val="24"/>
+                <w:szCs w:val="24"/>
+              </w:rPr>
+              <w:t>_date</w:t>
+            </w:r>
+            <w:proofErr w:type="spellEnd"/>
+            <w:r>
+              <w:rPr>
+                <w:rFonts w:ascii="Times New Roman" w:hAnsi="Times New Roman" w:cs="Times New Roman"/>
+                <w:sz w:val="24"/>
+                <w:szCs w:val="24"/>
+              </w:rPr>
+              <w:t xml:space="preserve"> }} </w:t>
             </w:r>
             <w:r>
               <w:rPr>
@@ -632,7 +699,25 @@
                 <w:sz w:val="24"/>
                 <w:szCs w:val="24"/>
               </w:rPr>
-              <w:t>{{ end_date }}</w:t>
+              <w:t xml:space="preserve">{{ </w:t>
+            </w:r>
+            <w:proofErr w:type="spellStart"/>
+            <w:r>
+              <w:rPr>
+                <w:rFonts w:ascii="Times New Roman" w:hAnsi="Times New Roman" w:cs="Times New Roman"/>
+                <w:sz w:val="24"/>
+                <w:szCs w:val="24"/>
+              </w:rPr>
+              <w:t>end_date</w:t>
+            </w:r>
+            <w:proofErr w:type="spellEnd"/>
+            <w:r>
+              <w:rPr>
+                <w:rFonts w:ascii="Times New Roman" w:hAnsi="Times New Roman" w:cs="Times New Roman"/>
+                <w:sz w:val="24"/>
+                <w:szCs w:val="24"/>
+              </w:rPr>
+              <w:t xml:space="preserve"> }}</w:t>
             </w:r>
           </w:p>
           <w:p>
@@ -691,6 +776,7 @@
               </w:rPr>
               <w:t xml:space="preserve">по профессии </w:t>
             </w:r>
+            <w:proofErr w:type="gramStart"/>
             <w:r>
               <w:rPr>
                 <w:rFonts w:ascii="Times New Roman" w:hAnsi="Times New Roman" w:cs="Times New Roman"/>
@@ -710,6 +796,7 @@
               </w:rPr>
               <w:t>student</w:t>
             </w:r>
+            <w:proofErr w:type="gramEnd"/>
             <w:r>
               <w:rPr>
                 <w:rFonts w:ascii="Times New Roman" w:hAnsi="Times New Roman" w:cs="Times New Roman"/>
@@ -770,6 +857,7 @@
               </w:rPr>
               <w:t xml:space="preserve"> </w:t>
             </w:r>
+            <w:proofErr w:type="gramStart"/>
             <w:r>
               <w:rPr>
                 <w:rFonts w:ascii="Times New Roman" w:hAnsi="Times New Roman" w:cs="Times New Roman"/>
@@ -787,6 +875,7 @@
               </w:rPr>
               <w:t>hours</w:t>
             </w:r>
+            <w:proofErr w:type="gramEnd"/>
             <w:r>
               <w:rPr>
                 <w:rFonts w:ascii="Times New Roman" w:hAnsi="Times New Roman" w:cs="Times New Roman"/>
@@ -843,7 +932,43 @@
                 <w:sz w:val="24"/>
                 <w:szCs w:val="24"/>
               </w:rPr>
-              <w:t xml:space="preserve"> {{ end_date }}</w:t>
+              <w:t xml:space="preserve"> </w:t>
+            </w:r>
+            <w:proofErr w:type="gramStart"/>
+            <w:r>
+              <w:rPr>
+                <w:rFonts w:ascii="Times New Roman" w:hAnsi="Times New Roman" w:cs="Times New Roman"/>
+                <w:sz w:val="24"/>
+                <w:szCs w:val="24"/>
+              </w:rPr>
+              <w:t xml:space="preserve">{{ </w:t>
+            </w:r>
+            <w:proofErr w:type="spellStart"/>
+            <w:r>
+              <w:rPr>
+                <w:rFonts w:ascii="Times New Roman" w:hAnsi="Times New Roman" w:cs="Times New Roman"/>
+                <w:sz w:val="24"/>
+                <w:szCs w:val="24"/>
+              </w:rPr>
+              <w:t>end</w:t>
+            </w:r>
+            <w:proofErr w:type="gramEnd"/>
+            <w:r>
+              <w:rPr>
+                <w:rFonts w:ascii="Times New Roman" w:hAnsi="Times New Roman" w:cs="Times New Roman"/>
+                <w:sz w:val="24"/>
+                <w:szCs w:val="24"/>
+              </w:rPr>
+              <w:t>_date</w:t>
+            </w:r>
+            <w:proofErr w:type="spellEnd"/>
+            <w:r>
+              <w:rPr>
+                <w:rFonts w:ascii="Times New Roman" w:hAnsi="Times New Roman" w:cs="Times New Roman"/>
+                <w:sz w:val="24"/>
+                <w:szCs w:val="24"/>
+              </w:rPr>
+              <w:t xml:space="preserve"> }}</w:t>
             </w:r>
             <w:r>
               <w:rPr>
@@ -876,7 +1001,25 @@
                 <w:sz w:val="24"/>
                 <w:szCs w:val="24"/>
               </w:rPr>
-              <w:t>{{ end_number }}</w:t>
+              <w:t xml:space="preserve">{{ </w:t>
+            </w:r>
+            <w:proofErr w:type="spellStart"/>
+            <w:r>
+              <w:rPr>
+                <w:rFonts w:ascii="Times New Roman" w:hAnsi="Times New Roman" w:cs="Times New Roman"/>
+                <w:sz w:val="24"/>
+                <w:szCs w:val="24"/>
+              </w:rPr>
+              <w:t>end_number</w:t>
+            </w:r>
+            <w:proofErr w:type="spellEnd"/>
+            <w:r>
+              <w:rPr>
+                <w:rFonts w:ascii="Times New Roman" w:hAnsi="Times New Roman" w:cs="Times New Roman"/>
+                <w:sz w:val="24"/>
+                <w:szCs w:val="24"/>
+              </w:rPr>
+              <w:t xml:space="preserve"> }}</w:t>
             </w:r>
           </w:p>
           <w:p>
@@ -934,13 +1077,41 @@
                 <w:szCs w:val="24"/>
               </w:rPr>
             </w:pPr>
+            <w:proofErr w:type="gramStart"/>
             <w:r>
               <w:rPr>
                 <w:rFonts w:ascii="Times New Roman" w:hAnsi="Times New Roman" w:cs="Times New Roman"/>
                 <w:sz w:val="24"/>
                 <w:szCs w:val="24"/>
               </w:rPr>
-              <w:t>{{ student_profession }}</w:t>
+              <w:t xml:space="preserve">{{ </w:t>
+            </w:r>
+            <w:proofErr w:type="spellStart"/>
+            <w:r>
+              <w:rPr>
+                <w:rFonts w:ascii="Times New Roman" w:hAnsi="Times New Roman" w:cs="Times New Roman"/>
+                <w:sz w:val="24"/>
+                <w:szCs w:val="24"/>
+              </w:rPr>
+              <w:t>student</w:t>
+            </w:r>
+            <w:proofErr w:type="gramEnd"/>
+            <w:r>
+              <w:rPr>
+                <w:rFonts w:ascii="Times New Roman" w:hAnsi="Times New Roman" w:cs="Times New Roman"/>
+                <w:sz w:val="24"/>
+                <w:szCs w:val="24"/>
+              </w:rPr>
+              <w:t>_profession</w:t>
+            </w:r>
+            <w:proofErr w:type="spellEnd"/>
+            <w:r>
+              <w:rPr>
+                <w:rFonts w:ascii="Times New Roman" w:hAnsi="Times New Roman" w:cs="Times New Roman"/>
+                <w:sz w:val="24"/>
+                <w:szCs w:val="24"/>
+              </w:rPr>
+              <w:t xml:space="preserve"> }}</w:t>
             </w:r>
             <w:r>
               <w:rPr>
@@ -1246,7 +1417,47 @@
                 <w:sz w:val="16"/>
                 <w:szCs w:val="16"/>
               </w:rPr>
-              <w:t>Л035-012540-01 00395964 от 14 июля 2021 г.</w:t>
+              <w:t xml:space="preserve">Л035-012540-01 00395964 </w:t>
+            </w:r>
+            <w:proofErr w:type="spellStart"/>
+            <w:r>
+              <w:rPr>
+                <w:rFonts w:cs="Times New Roman"/>
+                <w:b/>
+                <w:sz w:val="16"/>
+                <w:szCs w:val="16"/>
+              </w:rPr>
+              <w:t>от</w:t>
+            </w:r>
+            <w:proofErr w:type="spellEnd"/>
+            <w:r>
+              <w:rPr>
+                <w:rFonts w:cs="Times New Roman"/>
+                <w:b/>
+                <w:sz w:val="16"/>
+                <w:szCs w:val="16"/>
+              </w:rPr>
+              <w:t xml:space="preserve"> 14 </w:t>
+            </w:r>
+            <w:proofErr w:type="spellStart"/>
+            <w:r>
+              <w:rPr>
+                <w:rFonts w:cs="Times New Roman"/>
+                <w:b/>
+                <w:sz w:val="16"/>
+                <w:szCs w:val="16"/>
+              </w:rPr>
+              <w:t>июля</w:t>
+            </w:r>
+            <w:proofErr w:type="spellEnd"/>
+            <w:r>
+              <w:rPr>
+                <w:rFonts w:cs="Times New Roman"/>
+                <w:b/>
+                <w:sz w:val="16"/>
+                <w:szCs w:val="16"/>
+              </w:rPr>
+              <w:t xml:space="preserve"> 2021 г.</w:t>
             </w:r>
           </w:p>
         </w:tc>
@@ -1256,22 +1467,25 @@
     <w:tbl>
       <w:tblPr>
         <w:tblStyle w:val="TableGrid"/>
-        <w:tblW w:w="11335" w:type="dxa"/>
+        <w:tblW w:w="0" w:type="auto"/>
+        <w:tblBorders>
+          <w:insideV w:val="none" w:sz="0" w:space="0" w:color="auto"/>
+        </w:tblBorders>
         <w:tblLayout w:type="fixed"/>
         <w:tblLook w:val="04A0" w:firstRow="1" w:lastRow="0" w:firstColumn="1" w:lastColumn="0" w:noHBand="0" w:noVBand="1"/>
       </w:tblPr>
       <w:tblGrid>
-        <w:gridCol w:w="5667"/>
-        <w:gridCol w:w="5668"/>
+        <w:gridCol w:w="5674"/>
+        <w:gridCol w:w="5674"/>
       </w:tblGrid>
       <w:tr>
         <w:trPr>
           <w:cantSplit/>
-          <w:trHeight w:val="7952"/>
+          <w:trHeight w:hRule="exact" w:val="7949"/>
         </w:trPr>
         <w:tc>
           <w:tcPr>
-            <w:tcW w:w="5667" w:type="dxa"/>
+            <w:tcW w:w="5674" w:type="dxa"/>
           </w:tcPr>
           <w:p>
             <w:pPr>
@@ -1299,7 +1513,7 @@
         </w:tc>
         <w:tc>
           <w:tcPr>
-            <w:tcW w:w="5668" w:type="dxa"/>
+            <w:tcW w:w="5674" w:type="dxa"/>
             <w:vAlign w:val="center"/>
           </w:tcPr>
           <w:p>
@@ -1434,6 +1648,7 @@
                 <w:color w:val="365F91" w:themeColor="accent1" w:themeShade="BF"/>
               </w:rPr>
             </w:pPr>
+            <w:proofErr w:type="spellStart"/>
             <w:r>
               <w:rPr>
                 <w:rFonts w:cs="Times New Roman"/>
@@ -1441,6 +1656,7 @@
               </w:rPr>
               <w:t>bigger_educ_logo</w:t>
             </w:r>
+            <w:proofErr w:type="spellEnd"/>
           </w:p>
           <w:p>
             <w:pPr>
@@ -1635,6 +1851,7 @@
                     </w:rPr>
                     <w:t xml:space="preserve">г. Майкоп, ул. </w:t>
                   </w:r>
+                  <w:proofErr w:type="spellStart"/>
                   <w:r>
                     <w:rPr>
                       <w:rFonts w:ascii="Calibri" w:hAnsi="Calibri" w:cs="Arial"/>
@@ -1643,7 +1860,18 @@
                       <w:sz w:val="20"/>
                       <w:szCs w:val="20"/>
                     </w:rPr>
-                    <w:t>Котовского, 13-а</w:t>
+                    <w:t>Котовского</w:t>
+                  </w:r>
+                  <w:proofErr w:type="spellEnd"/>
+                  <w:r>
+                    <w:rPr>
+                      <w:rFonts w:ascii="Calibri" w:hAnsi="Calibri" w:cs="Arial"/>
+                      <w:b/>
+                      <w:color w:val="365F91" w:themeColor="accent1" w:themeShade="BF"/>
+                      <w:sz w:val="20"/>
+                      <w:szCs w:val="20"/>
+                    </w:rPr>
+                    <w:t>, 13-а</w:t>
                   </w:r>
                 </w:p>
               </w:tc>

--- a/templates/roza_cert_new.docx
+++ b/templates/roza_cert_new.docx
@@ -1,6 +1,6 @@
 
 <file path=word/document.xml><?xml version="1.0" encoding="utf-8"?>
-<w:document xmlns:wpc="http://schemas.microsoft.com/office/word/2010/wordprocessingCanvas" xmlns:cx="http://schemas.microsoft.com/office/drawing/2014/chartex" xmlns:cx1="http://schemas.microsoft.com/office/drawing/2015/9/8/chartex" xmlns:cx2="http://schemas.microsoft.com/office/drawing/2015/10/21/chartex" xmlns:cx3="http://schemas.microsoft.com/office/drawing/2016/5/9/chartex" xmlns:cx4="http://schemas.microsoft.com/office/drawing/2016/5/10/chartex" xmlns:cx5="http://schemas.microsoft.com/office/drawing/2016/5/11/chartex" xmlns:cx6="http://schemas.microsoft.com/office/drawing/2016/5/12/chartex" xmlns:cx7="http://schemas.microsoft.com/office/drawing/2016/5/13/chartex" xmlns:cx8="http://schemas.microsoft.com/office/drawing/2016/5/14/chartex" xmlns:mc="http://schemas.openxmlformats.org/markup-compatibility/2006" xmlns:aink="http://schemas.microsoft.com/office/drawing/2016/ink" xmlns:am3d="http://schemas.microsoft.com/office/drawing/2017/model3d" xmlns:o="urn:schemas-microsoft-com:office:office" xmlns:oel="http://schemas.microsoft.com/office/2019/extlst" xmlns:r="http://schemas.openxmlformats.org/officeDocument/2006/relationships" xmlns:m="http://schemas.openxmlformats.org/officeDocument/2006/math" xmlns:v="urn:schemas-microsoft-com:vml" xmlns:wp14="http://schemas.microsoft.com/office/word/2010/wordprocessingDrawing" xmlns:wp="http://schemas.openxmlformats.org/drawingml/2006/wordprocessingDrawing" xmlns:w10="urn:schemas-microsoft-com:office:word" xmlns:w="http://schemas.openxmlformats.org/wordprocessingml/2006/main" xmlns:w14="http://schemas.microsoft.com/office/word/2010/wordml" xmlns:w15="http://schemas.microsoft.com/office/word/2012/wordml" xmlns:w16cex="http://schemas.microsoft.com/office/word/2018/wordml/cex" xmlns:w16cid="http://schemas.microsoft.com/office/word/2016/wordml/cid" xmlns:w16="http://schemas.microsoft.com/office/word/2018/wordml" xmlns:w16sdtdh="http://schemas.microsoft.com/office/word/2020/wordml/sdtdatahash" xmlns:w16se="http://schemas.microsoft.com/office/word/2015/wordml/symex" xmlns:wpg="http://schemas.microsoft.com/office/word/2010/wordprocessingGroup" xmlns:wpi="http://schemas.microsoft.com/office/word/2010/wordprocessingInk" xmlns:wne="http://schemas.microsoft.com/office/word/2006/wordml" xmlns:wps="http://schemas.microsoft.com/office/word/2010/wordprocessingShape" mc:Ignorable="w14 w15 w16se w16cid w16 w16cex w16sdtdh wp14">
+<w:document xmlns:wpc="http://schemas.microsoft.com/office/word/2010/wordprocessingCanvas" xmlns:cx="http://schemas.microsoft.com/office/drawing/2014/chartex" xmlns:cx1="http://schemas.microsoft.com/office/drawing/2015/9/8/chartex" xmlns:cx2="http://schemas.microsoft.com/office/drawing/2015/10/21/chartex" xmlns:cx3="http://schemas.microsoft.com/office/drawing/2016/5/9/chartex" xmlns:cx4="http://schemas.microsoft.com/office/drawing/2016/5/10/chartex" xmlns:cx5="http://schemas.microsoft.com/office/drawing/2016/5/11/chartex" xmlns:cx6="http://schemas.microsoft.com/office/drawing/2016/5/12/chartex" xmlns:cx7="http://schemas.microsoft.com/office/drawing/2016/5/13/chartex" xmlns:cx8="http://schemas.microsoft.com/office/drawing/2016/5/14/chartex" xmlns:mc="http://schemas.openxmlformats.org/markup-compatibility/2006" xmlns:m="http://schemas.openxmlformats.org/officeDocument/2006/math" xmlns:aink="http://schemas.microsoft.com/office/drawing/2016/ink" xmlns:am3d="http://schemas.microsoft.com/office/drawing/2017/model3d" xmlns:oel="http://schemas.microsoft.com/office/2019/extlst" xmlns:r="http://schemas.openxmlformats.org/officeDocument/2006/relationships" xmlns:wp14="http://schemas.microsoft.com/office/word/2010/wordprocessingDrawing" xmlns:wp="http://schemas.openxmlformats.org/drawingml/2006/wordprocessingDrawing" xmlns:wpg="http://schemas.microsoft.com/office/word/2010/wordprocessingGroup" xmlns:wpi="http://schemas.microsoft.com/office/word/2010/wordprocessingInk" xmlns:wps="http://schemas.microsoft.com/office/word/2010/wordprocessingShape" xmlns:o="urn:schemas-microsoft-com:office:office" xmlns:v="urn:schemas-microsoft-com:vml" xmlns:w10="urn:schemas-microsoft-com:office:word" xmlns:w="http://schemas.openxmlformats.org/wordprocessingml/2006/main" xmlns:w14="http://schemas.microsoft.com/office/word/2010/wordml" xmlns:w15="http://schemas.microsoft.com/office/word/2012/wordml" xmlns:w16cex="http://schemas.microsoft.com/office/word/2018/wordml/cex" xmlns:w16cid="http://schemas.microsoft.com/office/word/2016/wordml/cid" xmlns:w16="http://schemas.microsoft.com/office/word/2018/wordml" xmlns:w16sdtdh="http://schemas.microsoft.com/office/word/2020/wordml/sdtdatahash" xmlns:w16sdtfl="http://schemas.microsoft.com/office/word/2024/wordml/sdtformatlock" xmlns:w16se="http://schemas.microsoft.com/office/word/2015/wordml/symex" xmlns:w16du="http://schemas.microsoft.com/office/word/2023/wordml/word16du" xmlns:wne="http://schemas.microsoft.com/office/word/2006/wordml" mc:Ignorable="w14 w15 w16se w16cid w16 w16cex w16sdtdh w16sdtfl w16du wp14">
   <w:body>
     <w:tbl>
       <w:tblPr>
@@ -119,7 +119,6 @@
                 <w:lang w:val="ru-RU"/>
               </w:rPr>
             </w:pPr>
-            <w:proofErr w:type="spellStart"/>
             <w:r>
               <w:rPr>
                 <w:rFonts w:cs="Times New Roman"/>
@@ -128,7 +127,6 @@
               </w:rPr>
               <w:t>profeduclogo</w:t>
             </w:r>
-            <w:proofErr w:type="spellEnd"/>
           </w:p>
           <w:p>
             <w:pPr>
@@ -307,7 +305,6 @@
                 <w:szCs w:val="24"/>
               </w:rPr>
             </w:pPr>
-            <w:proofErr w:type="gramStart"/>
             <w:r>
               <w:rPr>
                 <w:rFonts w:cs="Times New Roman"/>
@@ -317,7 +314,6 @@
               </w:rPr>
               <w:t xml:space="preserve">{{ </w:t>
             </w:r>
-            <w:proofErr w:type="spellStart"/>
             <w:r>
               <w:rPr>
                 <w:rFonts w:cs="Times New Roman"/>
@@ -327,7 +323,6 @@
               </w:rPr>
               <w:t>certificate</w:t>
             </w:r>
-            <w:proofErr w:type="gramEnd"/>
             <w:r>
               <w:rPr>
                 <w:rFonts w:cs="Times New Roman"/>
@@ -346,7 +341,6 @@
               </w:rPr>
               <w:t>number</w:t>
             </w:r>
-            <w:proofErr w:type="spellEnd"/>
             <w:r>
               <w:rPr>
                 <w:rFonts w:cs="Times New Roman"/>
@@ -425,41 +419,13 @@
                 <w:lang w:eastAsia="ru-RU"/>
               </w:rPr>
             </w:pPr>
-            <w:proofErr w:type="gramStart"/>
             <w:r>
               <w:rPr>
                 <w:rFonts w:cs="Times New Roman"/>
                 <w:b/>
                 <w:bCs/>
               </w:rPr>
-              <w:t xml:space="preserve">{{ </w:t>
-            </w:r>
-            <w:proofErr w:type="spellStart"/>
-            <w:r>
-              <w:rPr>
-                <w:rFonts w:cs="Times New Roman"/>
-                <w:b/>
-                <w:bCs/>
-              </w:rPr>
-              <w:t>end</w:t>
-            </w:r>
-            <w:proofErr w:type="gramEnd"/>
-            <w:r>
-              <w:rPr>
-                <w:rFonts w:cs="Times New Roman"/>
-                <w:b/>
-                <w:bCs/>
-              </w:rPr>
-              <w:t>_date</w:t>
-            </w:r>
-            <w:proofErr w:type="spellEnd"/>
-            <w:r>
-              <w:rPr>
-                <w:rFonts w:cs="Times New Roman"/>
-                <w:b/>
-                <w:bCs/>
-              </w:rPr>
-              <w:t xml:space="preserve"> }}</w:t>
+              <w:t>{{ end_date }}</w:t>
             </w:r>
           </w:p>
           <w:p>
@@ -561,7 +527,6 @@
                 <w:lang w:val="ru-RU"/>
               </w:rPr>
             </w:pPr>
-            <w:proofErr w:type="gramStart"/>
             <w:r>
               <w:rPr>
                 <w:rFonts w:cs="Times New Roman"/>
@@ -581,7 +546,6 @@
               </w:rPr>
               <w:t>student</w:t>
             </w:r>
-            <w:proofErr w:type="gramEnd"/>
             <w:r>
               <w:rPr>
                 <w:rFonts w:cs="Times New Roman"/>
@@ -640,41 +604,13 @@
               </w:rPr>
               <w:t xml:space="preserve"> </w:t>
             </w:r>
-            <w:proofErr w:type="gramStart"/>
             <w:r>
               <w:rPr>
                 <w:rFonts w:ascii="Times New Roman" w:hAnsi="Times New Roman" w:cs="Times New Roman"/>
                 <w:sz w:val="24"/>
                 <w:szCs w:val="24"/>
               </w:rPr>
-              <w:t xml:space="preserve">{{ </w:t>
-            </w:r>
-            <w:proofErr w:type="spellStart"/>
-            <w:r>
-              <w:rPr>
-                <w:rFonts w:ascii="Times New Roman" w:hAnsi="Times New Roman" w:cs="Times New Roman"/>
-                <w:sz w:val="24"/>
-                <w:szCs w:val="24"/>
-              </w:rPr>
-              <w:t>beginning</w:t>
-            </w:r>
-            <w:proofErr w:type="gramEnd"/>
-            <w:r>
-              <w:rPr>
-                <w:rFonts w:ascii="Times New Roman" w:hAnsi="Times New Roman" w:cs="Times New Roman"/>
-                <w:sz w:val="24"/>
-                <w:szCs w:val="24"/>
-              </w:rPr>
-              <w:t>_date</w:t>
-            </w:r>
-            <w:proofErr w:type="spellEnd"/>
-            <w:r>
-              <w:rPr>
-                <w:rFonts w:ascii="Times New Roman" w:hAnsi="Times New Roman" w:cs="Times New Roman"/>
-                <w:sz w:val="24"/>
-                <w:szCs w:val="24"/>
-              </w:rPr>
-              <w:t xml:space="preserve"> }} </w:t>
+              <w:t xml:space="preserve">{{ beginning_date }} </w:t>
             </w:r>
             <w:r>
               <w:rPr>
@@ -699,25 +635,7 @@
                 <w:sz w:val="24"/>
                 <w:szCs w:val="24"/>
               </w:rPr>
-              <w:t xml:space="preserve">{{ </w:t>
-            </w:r>
-            <w:proofErr w:type="spellStart"/>
-            <w:r>
-              <w:rPr>
-                <w:rFonts w:ascii="Times New Roman" w:hAnsi="Times New Roman" w:cs="Times New Roman"/>
-                <w:sz w:val="24"/>
-                <w:szCs w:val="24"/>
-              </w:rPr>
-              <w:t>end_date</w:t>
-            </w:r>
-            <w:proofErr w:type="spellEnd"/>
-            <w:r>
-              <w:rPr>
-                <w:rFonts w:ascii="Times New Roman" w:hAnsi="Times New Roman" w:cs="Times New Roman"/>
-                <w:sz w:val="24"/>
-                <w:szCs w:val="24"/>
-              </w:rPr>
-              <w:t xml:space="preserve"> }}</w:t>
+              <w:t>{{ end_date }}</w:t>
             </w:r>
           </w:p>
           <w:p>
@@ -776,7 +694,6 @@
               </w:rPr>
               <w:t xml:space="preserve">по профессии </w:t>
             </w:r>
-            <w:proofErr w:type="gramStart"/>
             <w:r>
               <w:rPr>
                 <w:rFonts w:ascii="Times New Roman" w:hAnsi="Times New Roman" w:cs="Times New Roman"/>
@@ -796,7 +713,6 @@
               </w:rPr>
               <w:t>student</w:t>
             </w:r>
-            <w:proofErr w:type="gramEnd"/>
             <w:r>
               <w:rPr>
                 <w:rFonts w:ascii="Times New Roman" w:hAnsi="Times New Roman" w:cs="Times New Roman"/>
@@ -839,52 +755,6 @@
                 <w:lang w:val="ru-RU"/>
               </w:rPr>
             </w:pPr>
-            <w:r>
-              <w:rPr>
-                <w:rFonts w:ascii="Times New Roman" w:hAnsi="Times New Roman" w:cs="Times New Roman"/>
-                <w:sz w:val="24"/>
-                <w:szCs w:val="24"/>
-                <w:lang w:val="ru-RU"/>
-              </w:rPr>
-              <w:t>в объеме</w:t>
-            </w:r>
-            <w:r>
-              <w:rPr>
-                <w:rFonts w:ascii="Times New Roman" w:hAnsi="Times New Roman" w:cs="Times New Roman"/>
-                <w:sz w:val="24"/>
-                <w:szCs w:val="24"/>
-                <w:lang w:val="ru-RU"/>
-              </w:rPr>
-              <w:t xml:space="preserve"> </w:t>
-            </w:r>
-            <w:proofErr w:type="gramStart"/>
-            <w:r>
-              <w:rPr>
-                <w:rFonts w:ascii="Times New Roman" w:hAnsi="Times New Roman" w:cs="Times New Roman"/>
-                <w:sz w:val="24"/>
-                <w:szCs w:val="24"/>
-                <w:lang w:val="ru-RU"/>
-              </w:rPr>
-              <w:t xml:space="preserve">{{ </w:t>
-            </w:r>
-            <w:r>
-              <w:rPr>
-                <w:rFonts w:ascii="Times New Roman" w:hAnsi="Times New Roman" w:cs="Times New Roman"/>
-                <w:sz w:val="24"/>
-                <w:szCs w:val="24"/>
-              </w:rPr>
-              <w:t>hours</w:t>
-            </w:r>
-            <w:proofErr w:type="gramEnd"/>
-            <w:r>
-              <w:rPr>
-                <w:rFonts w:ascii="Times New Roman" w:hAnsi="Times New Roman" w:cs="Times New Roman"/>
-                <w:sz w:val="24"/>
-                <w:szCs w:val="24"/>
-                <w:lang w:val="ru-RU"/>
-              </w:rPr>
-              <w:t xml:space="preserve"> }}</w:t>
-            </w:r>
           </w:p>
           <w:p>
             <w:pPr>
@@ -932,43 +802,7 @@
                 <w:sz w:val="24"/>
                 <w:szCs w:val="24"/>
               </w:rPr>
-              <w:t xml:space="preserve"> </w:t>
-            </w:r>
-            <w:proofErr w:type="gramStart"/>
-            <w:r>
-              <w:rPr>
-                <w:rFonts w:ascii="Times New Roman" w:hAnsi="Times New Roman" w:cs="Times New Roman"/>
-                <w:sz w:val="24"/>
-                <w:szCs w:val="24"/>
-              </w:rPr>
-              <w:t xml:space="preserve">{{ </w:t>
-            </w:r>
-            <w:proofErr w:type="spellStart"/>
-            <w:r>
-              <w:rPr>
-                <w:rFonts w:ascii="Times New Roman" w:hAnsi="Times New Roman" w:cs="Times New Roman"/>
-                <w:sz w:val="24"/>
-                <w:szCs w:val="24"/>
-              </w:rPr>
-              <w:t>end</w:t>
-            </w:r>
-            <w:proofErr w:type="gramEnd"/>
-            <w:r>
-              <w:rPr>
-                <w:rFonts w:ascii="Times New Roman" w:hAnsi="Times New Roman" w:cs="Times New Roman"/>
-                <w:sz w:val="24"/>
-                <w:szCs w:val="24"/>
-              </w:rPr>
-              <w:t>_date</w:t>
-            </w:r>
-            <w:proofErr w:type="spellEnd"/>
-            <w:r>
-              <w:rPr>
-                <w:rFonts w:ascii="Times New Roman" w:hAnsi="Times New Roman" w:cs="Times New Roman"/>
-                <w:sz w:val="24"/>
-                <w:szCs w:val="24"/>
-              </w:rPr>
-              <w:t xml:space="preserve"> }}</w:t>
+              <w:t xml:space="preserve"> {{ end_date }}</w:t>
             </w:r>
             <w:r>
               <w:rPr>
@@ -1001,25 +835,7 @@
                 <w:sz w:val="24"/>
                 <w:szCs w:val="24"/>
               </w:rPr>
-              <w:t xml:space="preserve">{{ </w:t>
-            </w:r>
-            <w:proofErr w:type="spellStart"/>
-            <w:r>
-              <w:rPr>
-                <w:rFonts w:ascii="Times New Roman" w:hAnsi="Times New Roman" w:cs="Times New Roman"/>
-                <w:sz w:val="24"/>
-                <w:szCs w:val="24"/>
-              </w:rPr>
-              <w:t>end_number</w:t>
-            </w:r>
-            <w:proofErr w:type="spellEnd"/>
-            <w:r>
-              <w:rPr>
-                <w:rFonts w:ascii="Times New Roman" w:hAnsi="Times New Roman" w:cs="Times New Roman"/>
-                <w:sz w:val="24"/>
-                <w:szCs w:val="24"/>
-              </w:rPr>
-              <w:t xml:space="preserve"> }}</w:t>
+              <w:t>{{ end_number }}</w:t>
             </w:r>
           </w:p>
           <w:p>
@@ -1077,41 +893,13 @@
                 <w:szCs w:val="24"/>
               </w:rPr>
             </w:pPr>
-            <w:proofErr w:type="gramStart"/>
             <w:r>
               <w:rPr>
                 <w:rFonts w:ascii="Times New Roman" w:hAnsi="Times New Roman" w:cs="Times New Roman"/>
                 <w:sz w:val="24"/>
                 <w:szCs w:val="24"/>
               </w:rPr>
-              <w:t xml:space="preserve">{{ </w:t>
-            </w:r>
-            <w:proofErr w:type="spellStart"/>
-            <w:r>
-              <w:rPr>
-                <w:rFonts w:ascii="Times New Roman" w:hAnsi="Times New Roman" w:cs="Times New Roman"/>
-                <w:sz w:val="24"/>
-                <w:szCs w:val="24"/>
-              </w:rPr>
-              <w:t>student</w:t>
-            </w:r>
-            <w:proofErr w:type="gramEnd"/>
-            <w:r>
-              <w:rPr>
-                <w:rFonts w:ascii="Times New Roman" w:hAnsi="Times New Roman" w:cs="Times New Roman"/>
-                <w:sz w:val="24"/>
-                <w:szCs w:val="24"/>
-              </w:rPr>
-              <w:t>_profession</w:t>
-            </w:r>
-            <w:proofErr w:type="spellEnd"/>
-            <w:r>
-              <w:rPr>
-                <w:rFonts w:ascii="Times New Roman" w:hAnsi="Times New Roman" w:cs="Times New Roman"/>
-                <w:sz w:val="24"/>
-                <w:szCs w:val="24"/>
-              </w:rPr>
-              <w:t xml:space="preserve"> }}</w:t>
+              <w:t>{{ student_profession }}</w:t>
             </w:r>
             <w:r>
               <w:rPr>
@@ -1417,47 +1205,7 @@
                 <w:sz w:val="16"/>
                 <w:szCs w:val="16"/>
               </w:rPr>
-              <w:t xml:space="preserve">Л035-012540-01 00395964 </w:t>
-            </w:r>
-            <w:proofErr w:type="spellStart"/>
-            <w:r>
-              <w:rPr>
-                <w:rFonts w:cs="Times New Roman"/>
-                <w:b/>
-                <w:sz w:val="16"/>
-                <w:szCs w:val="16"/>
-              </w:rPr>
-              <w:t>от</w:t>
-            </w:r>
-            <w:proofErr w:type="spellEnd"/>
-            <w:r>
-              <w:rPr>
-                <w:rFonts w:cs="Times New Roman"/>
-                <w:b/>
-                <w:sz w:val="16"/>
-                <w:szCs w:val="16"/>
-              </w:rPr>
-              <w:t xml:space="preserve"> 14 </w:t>
-            </w:r>
-            <w:proofErr w:type="spellStart"/>
-            <w:r>
-              <w:rPr>
-                <w:rFonts w:cs="Times New Roman"/>
-                <w:b/>
-                <w:sz w:val="16"/>
-                <w:szCs w:val="16"/>
-              </w:rPr>
-              <w:t>июля</w:t>
-            </w:r>
-            <w:proofErr w:type="spellEnd"/>
-            <w:r>
-              <w:rPr>
-                <w:rFonts w:cs="Times New Roman"/>
-                <w:b/>
-                <w:sz w:val="16"/>
-                <w:szCs w:val="16"/>
-              </w:rPr>
-              <w:t xml:space="preserve"> 2021 г.</w:t>
+              <w:t>Л035-012540-01 00395964 от 14 июля 2021 г.</w:t>
             </w:r>
           </w:p>
         </w:tc>
@@ -1648,7 +1396,6 @@
                 <w:color w:val="365F91" w:themeColor="accent1" w:themeShade="BF"/>
               </w:rPr>
             </w:pPr>
-            <w:proofErr w:type="spellStart"/>
             <w:r>
               <w:rPr>
                 <w:rFonts w:cs="Times New Roman"/>
@@ -1656,7 +1403,6 @@
               </w:rPr>
               <w:t>bigger_educ_logo</w:t>
             </w:r>
-            <w:proofErr w:type="spellEnd"/>
           </w:p>
           <w:p>
             <w:pPr>
@@ -1851,7 +1597,6 @@
                     </w:rPr>
                     <w:t xml:space="preserve">г. Майкоп, ул. </w:t>
                   </w:r>
-                  <w:proofErr w:type="spellStart"/>
                   <w:r>
                     <w:rPr>
                       <w:rFonts w:ascii="Calibri" w:hAnsi="Calibri" w:cs="Arial"/>
@@ -1860,18 +1605,7 @@
                       <w:sz w:val="20"/>
                       <w:szCs w:val="20"/>
                     </w:rPr>
-                    <w:t>Котовского</w:t>
-                  </w:r>
-                  <w:proofErr w:type="spellEnd"/>
-                  <w:r>
-                    <w:rPr>
-                      <w:rFonts w:ascii="Calibri" w:hAnsi="Calibri" w:cs="Arial"/>
-                      <w:b/>
-                      <w:color w:val="365F91" w:themeColor="accent1" w:themeShade="BF"/>
-                      <w:sz w:val="20"/>
-                      <w:szCs w:val="20"/>
-                    </w:rPr>
-                    <w:t>, 13-а</w:t>
+                    <w:t>Котовского, 13-а</w:t>
                   </w:r>
                 </w:p>
               </w:tc>
@@ -1902,7 +1636,7 @@
 </file>
 
 <file path=word/numbering.xml><?xml version="1.0" encoding="utf-8"?>
-<w:numbering xmlns:wpc="http://schemas.microsoft.com/office/word/2010/wordprocessingCanvas" xmlns:cx="http://schemas.microsoft.com/office/drawing/2014/chartex" xmlns:cx1="http://schemas.microsoft.com/office/drawing/2015/9/8/chartex" xmlns:cx2="http://schemas.microsoft.com/office/drawing/2015/10/21/chartex" xmlns:cx3="http://schemas.microsoft.com/office/drawing/2016/5/9/chartex" xmlns:cx4="http://schemas.microsoft.com/office/drawing/2016/5/10/chartex" xmlns:cx5="http://schemas.microsoft.com/office/drawing/2016/5/11/chartex" xmlns:cx6="http://schemas.microsoft.com/office/drawing/2016/5/12/chartex" xmlns:cx7="http://schemas.microsoft.com/office/drawing/2016/5/13/chartex" xmlns:cx8="http://schemas.microsoft.com/office/drawing/2016/5/14/chartex" xmlns:mc="http://schemas.openxmlformats.org/markup-compatibility/2006" xmlns:aink="http://schemas.microsoft.com/office/drawing/2016/ink" xmlns:am3d="http://schemas.microsoft.com/office/drawing/2017/model3d" xmlns:o="urn:schemas-microsoft-com:office:office" xmlns:oel="http://schemas.microsoft.com/office/2019/extlst" xmlns:r="http://schemas.openxmlformats.org/officeDocument/2006/relationships" xmlns:m="http://schemas.openxmlformats.org/officeDocument/2006/math" xmlns:v="urn:schemas-microsoft-com:vml" xmlns:wp14="http://schemas.microsoft.com/office/word/2010/wordprocessingDrawing" xmlns:wp="http://schemas.openxmlformats.org/drawingml/2006/wordprocessingDrawing" xmlns:w10="urn:schemas-microsoft-com:office:word" xmlns:w="http://schemas.openxmlformats.org/wordprocessingml/2006/main" xmlns:w14="http://schemas.microsoft.com/office/word/2010/wordml" xmlns:w15="http://schemas.microsoft.com/office/word/2012/wordml" xmlns:w16cex="http://schemas.microsoft.com/office/word/2018/wordml/cex" xmlns:w16cid="http://schemas.microsoft.com/office/word/2016/wordml/cid" xmlns:w16="http://schemas.microsoft.com/office/word/2018/wordml" xmlns:w16sdtdh="http://schemas.microsoft.com/office/word/2020/wordml/sdtdatahash" xmlns:w16se="http://schemas.microsoft.com/office/word/2015/wordml/symex" xmlns:wpg="http://schemas.microsoft.com/office/word/2010/wordprocessingGroup" xmlns:wpi="http://schemas.microsoft.com/office/word/2010/wordprocessingInk" xmlns:wne="http://schemas.microsoft.com/office/word/2006/wordml" xmlns:wps="http://schemas.microsoft.com/office/word/2010/wordprocessingShape" mc:Ignorable="w14 w15 w16se w16cid w16 w16cex w16sdtdh wp14">
+<w:numbering xmlns:wpc="http://schemas.microsoft.com/office/word/2010/wordprocessingCanvas" xmlns:cx="http://schemas.microsoft.com/office/drawing/2014/chartex" xmlns:cx1="http://schemas.microsoft.com/office/drawing/2015/9/8/chartex" xmlns:cx2="http://schemas.microsoft.com/office/drawing/2015/10/21/chartex" xmlns:cx3="http://schemas.microsoft.com/office/drawing/2016/5/9/chartex" xmlns:cx4="http://schemas.microsoft.com/office/drawing/2016/5/10/chartex" xmlns:cx5="http://schemas.microsoft.com/office/drawing/2016/5/11/chartex" xmlns:cx6="http://schemas.microsoft.com/office/drawing/2016/5/12/chartex" xmlns:cx7="http://schemas.microsoft.com/office/drawing/2016/5/13/chartex" xmlns:cx8="http://schemas.microsoft.com/office/drawing/2016/5/14/chartex" xmlns:mc="http://schemas.openxmlformats.org/markup-compatibility/2006" xmlns:m="http://schemas.openxmlformats.org/officeDocument/2006/math" xmlns:aink="http://schemas.microsoft.com/office/drawing/2016/ink" xmlns:am3d="http://schemas.microsoft.com/office/drawing/2017/model3d" xmlns:oel="http://schemas.microsoft.com/office/2019/extlst" xmlns:r="http://schemas.openxmlformats.org/officeDocument/2006/relationships" xmlns:wp14="http://schemas.microsoft.com/office/word/2010/wordprocessingDrawing" xmlns:wp="http://schemas.openxmlformats.org/drawingml/2006/wordprocessingDrawing" xmlns:wpg="http://schemas.microsoft.com/office/word/2010/wordprocessingGroup" xmlns:wpi="http://schemas.microsoft.com/office/word/2010/wordprocessingInk" xmlns:wps="http://schemas.microsoft.com/office/word/2010/wordprocessingShape" xmlns:o="urn:schemas-microsoft-com:office:office" xmlns:v="urn:schemas-microsoft-com:vml" xmlns:w10="urn:schemas-microsoft-com:office:word" xmlns:w="http://schemas.openxmlformats.org/wordprocessingml/2006/main" xmlns:w14="http://schemas.microsoft.com/office/word/2010/wordml" xmlns:w15="http://schemas.microsoft.com/office/word/2012/wordml" xmlns:w16cex="http://schemas.microsoft.com/office/word/2018/wordml/cex" xmlns:w16cid="http://schemas.microsoft.com/office/word/2016/wordml/cid" xmlns:w16="http://schemas.microsoft.com/office/word/2018/wordml" xmlns:w16sdtdh="http://schemas.microsoft.com/office/word/2020/wordml/sdtdatahash" xmlns:w16sdtfl="http://schemas.microsoft.com/office/word/2024/wordml/sdtformatlock" xmlns:w16se="http://schemas.microsoft.com/office/word/2015/wordml/symex" xmlns:w16du="http://schemas.microsoft.com/office/word/2023/wordml/word16du" xmlns:wne="http://schemas.microsoft.com/office/word/2006/wordml" mc:Ignorable="w14 w15 w16se w16cid w16 w16cex w16sdtdh w16sdtfl w16du wp14">
   <w:abstractNum w:abstractNumId="0" w15:restartNumberingAfterBreak="0">
     <w:nsid w:val="FFFFFF7C"/>
     <w:multiLevelType w:val="singleLevel"/>
@@ -2105,7 +1839,7 @@
 </file>
 
 <file path=word/styles.xml><?xml version="1.0" encoding="utf-8"?>
-<w:styles xmlns:mc="http://schemas.openxmlformats.org/markup-compatibility/2006" xmlns:r="http://schemas.openxmlformats.org/officeDocument/2006/relationships" xmlns:w="http://schemas.openxmlformats.org/wordprocessingml/2006/main" xmlns:w14="http://schemas.microsoft.com/office/word/2010/wordml" xmlns:w15="http://schemas.microsoft.com/office/word/2012/wordml" xmlns:w16cex="http://schemas.microsoft.com/office/word/2018/wordml/cex" xmlns:w16cid="http://schemas.microsoft.com/office/word/2016/wordml/cid" xmlns:w16="http://schemas.microsoft.com/office/word/2018/wordml" xmlns:w16sdtdh="http://schemas.microsoft.com/office/word/2020/wordml/sdtdatahash" xmlns:w16se="http://schemas.microsoft.com/office/word/2015/wordml/symex" mc:Ignorable="w14 w15 w16se w16cid w16 w16cex w16sdtdh">
+<w:styles xmlns:mc="http://schemas.openxmlformats.org/markup-compatibility/2006" xmlns:r="http://schemas.openxmlformats.org/officeDocument/2006/relationships" xmlns:w="http://schemas.openxmlformats.org/wordprocessingml/2006/main" xmlns:w14="http://schemas.microsoft.com/office/word/2010/wordml" xmlns:w15="http://schemas.microsoft.com/office/word/2012/wordml" xmlns:w16cex="http://schemas.microsoft.com/office/word/2018/wordml/cex" xmlns:w16cid="http://schemas.microsoft.com/office/word/2016/wordml/cid" xmlns:w16="http://schemas.microsoft.com/office/word/2018/wordml" xmlns:w16sdtdh="http://schemas.microsoft.com/office/word/2020/wordml/sdtdatahash" xmlns:w16sdtfl="http://schemas.microsoft.com/office/word/2024/wordml/sdtformatlock" xmlns:w16se="http://schemas.microsoft.com/office/word/2015/wordml/symex" xmlns:w16du="http://schemas.microsoft.com/office/word/2023/wordml/word16du" mc:Ignorable="w14 w15 w16se w16cid w16 w16cex w16sdtdh w16sdtfl w16du">
   <w:docDefaults>
     <w:rPrDefault>
       <w:rPr>
